--- a/fixtures/eu-scc/standard-contractual-clauses.docx
+++ b/fixtures/eu-scc/standard-contractual-clauses.docx
@@ -1,13 +1,11 @@
 
 <file path=word/document.xml><?xml version="1.0" encoding="utf-8"?>
-<w:document xmlns:wpc="http://schemas.microsoft.com/office/word/2010/wordprocessingCanvas" xmlns:cx="http://schemas.microsoft.com/office/drawing/2014/chartex" xmlns:cx1="http://schemas.microsoft.com/office/drawing/2015/9/8/chartex" xmlns:mc="http://schemas.openxmlformats.org/markup-compatibility/2006" xmlns:o="urn:schemas-microsoft-com:office:office" xmlns:r="http://schemas.openxmlformats.org/officeDocument/2006/relationships" xmlns:m="http://schemas.openxmlformats.org/officeDocument/2006/math" xmlns:v="urn:schemas-microsoft-com:vml" xmlns:wp14="http://schemas.microsoft.com/office/word/2010/wordprocessingDrawing" xmlns:wp="http://schemas.openxmlformats.org/drawingml/2006/wordprocessingDrawing" xmlns:w10="urn:schemas-microsoft-com:office:word" xmlns:w="http://schemas.openxmlformats.org/wordprocessingml/2006/main" xmlns:w14="http://schemas.microsoft.com/office/word/2010/wordml" xmlns:w15="http://schemas.microsoft.com/office/word/2012/wordml" xmlns:w16se="http://schemas.microsoft.com/office/word/2015/wordml/symex" xmlns:wpg="http://schemas.microsoft.com/office/word/2010/wordprocessingGroup" xmlns:wpi="http://schemas.microsoft.com/office/word/2010/wordprocessingInk" xmlns:wne="http://schemas.microsoft.com/office/word/2006/wordml" xmlns:wps="http://schemas.microsoft.com/office/word/2010/wordprocessingShape" mc:Ignorable="w14 w15 w16se wp14">
+<w:document xmlns:wpc="http://schemas.microsoft.com/office/word/2010/wordprocessingCanvas" xmlns:cx="http://schemas.microsoft.com/office/drawing/2014/chartex" xmlns:cx1="http://schemas.microsoft.com/office/drawing/2015/9/8/chartex" xmlns:cx2="http://schemas.microsoft.com/office/drawing/2015/10/21/chartex" xmlns:cx3="http://schemas.microsoft.com/office/drawing/2016/5/9/chartex" xmlns:cx4="http://schemas.microsoft.com/office/drawing/2016/5/10/chartex" xmlns:cx5="http://schemas.microsoft.com/office/drawing/2016/5/11/chartex" xmlns:cx6="http://schemas.microsoft.com/office/drawing/2016/5/12/chartex" xmlns:cx7="http://schemas.microsoft.com/office/drawing/2016/5/13/chartex" xmlns:cx8="http://schemas.microsoft.com/office/drawing/2016/5/14/chartex" xmlns:mc="http://schemas.openxmlformats.org/markup-compatibility/2006" xmlns:aink="http://schemas.microsoft.com/office/drawing/2016/ink" xmlns:am3d="http://schemas.microsoft.com/office/drawing/2017/model3d" xmlns:o="urn:schemas-microsoft-com:office:office" xmlns:oel="http://schemas.microsoft.com/office/2019/extlst" xmlns:r="http://schemas.openxmlformats.org/officeDocument/2006/relationships" xmlns:m="http://schemas.openxmlformats.org/officeDocument/2006/math" xmlns:v="urn:schemas-microsoft-com:vml" xmlns:wp14="http://schemas.microsoft.com/office/word/2010/wordprocessingDrawing" xmlns:wp="http://schemas.openxmlformats.org/drawingml/2006/wordprocessingDrawing" xmlns:w10="urn:schemas-microsoft-com:office:word" xmlns:w="http://schemas.openxmlformats.org/wordprocessingml/2006/main" xmlns:w14="http://schemas.microsoft.com/office/word/2010/wordml" xmlns:w15="http://schemas.microsoft.com/office/word/2012/wordml" xmlns:w16cex="http://schemas.microsoft.com/office/word/2018/wordml/cex" xmlns:w16cid="http://schemas.microsoft.com/office/word/2016/wordml/cid" xmlns:w16="http://schemas.microsoft.com/office/word/2018/wordml" xmlns:w16du="http://schemas.microsoft.com/office/word/2023/wordml/word16du" xmlns:w16sdtdh="http://schemas.microsoft.com/office/word/2020/wordml/sdtdatahash" xmlns:w16sdtfl="http://schemas.microsoft.com/office/word/2024/wordml/sdtformatlock" xmlns:w16se="http://schemas.microsoft.com/office/word/2015/wordml/symex" xmlns:wpg="http://schemas.microsoft.com/office/word/2010/wordprocessingGroup" xmlns:wpi="http://schemas.microsoft.com/office/word/2010/wordprocessingInk" xmlns:wne="http://schemas.microsoft.com/office/word/2006/wordml" xmlns:wps="http://schemas.microsoft.com/office/word/2010/wordprocessingShape" mc:Ignorable="w14 w15 w16se w16cid w16 w16cex w16sdtdh w16sdtfl w16du wp14">
   <w:body>
     <w:p>
       <w:pPr>
         <w:pStyle w:val="Pagedecouverture"/>
       </w:pPr>
-      <w:bookmarkStart w:id="0" w:name="_GoBack"/>
-      <w:bookmarkEnd w:id="0"/>
       <w:r>
         <w:pict w14:anchorId="0A2F8C65">
           <v:shapetype id="_x0000_t75" coordsize="21600,21600" o:spt="75" o:preferrelative="t" path="m@4@5l@4@11@9@11@9@5xe" filled="f" stroked="f">
@@ -29,7 +27,7 @@
             <v:path o:extrusionok="f" gradientshapeok="t" o:connecttype="rect"/>
             <o:lock v:ext="edit" aspectratio="t"/>
           </v:shapetype>
-          <v:shape id="_x0000_i1025" type="#_x0000_t75" alt="BCB7BE22-FBD6-4E87-80D9-B1187A9DCC74" style="width:450.75pt;height:395.25pt">
+          <v:shape id="_x0000_i1025" type="#_x0000_t75" alt="BCB7BE22-FBD6-4E87-80D9-B1187A9DCC74" style="width:450.6pt;height:395.4pt">
             <v:imagedata r:id="rId8" o:title=""/>
           </v:shape>
         </w:pict>
@@ -690,7 +688,7 @@
 </file>
 
 <file path=word/endnotes.xml><?xml version="1.0" encoding="utf-8"?>
-<w:endnotes xmlns:wpc="http://schemas.microsoft.com/office/word/2010/wordprocessingCanvas" xmlns:cx="http://schemas.microsoft.com/office/drawing/2014/chartex" xmlns:cx1="http://schemas.microsoft.com/office/drawing/2015/9/8/chartex" xmlns:mc="http://schemas.openxmlformats.org/markup-compatibility/2006" xmlns:o="urn:schemas-microsoft-com:office:office" xmlns:r="http://schemas.openxmlformats.org/officeDocument/2006/relationships" xmlns:m="http://schemas.openxmlformats.org/officeDocument/2006/math" xmlns:v="urn:schemas-microsoft-com:vml" xmlns:wp14="http://schemas.microsoft.com/office/word/2010/wordprocessingDrawing" xmlns:wp="http://schemas.openxmlformats.org/drawingml/2006/wordprocessingDrawing" xmlns:w10="urn:schemas-microsoft-com:office:word" xmlns:w="http://schemas.openxmlformats.org/wordprocessingml/2006/main" xmlns:w14="http://schemas.microsoft.com/office/word/2010/wordml" xmlns:w15="http://schemas.microsoft.com/office/word/2012/wordml" xmlns:w16se="http://schemas.microsoft.com/office/word/2015/wordml/symex" xmlns:wpg="http://schemas.microsoft.com/office/word/2010/wordprocessingGroup" xmlns:wpi="http://schemas.microsoft.com/office/word/2010/wordprocessingInk" xmlns:wne="http://schemas.microsoft.com/office/word/2006/wordml" xmlns:wps="http://schemas.microsoft.com/office/word/2010/wordprocessingShape" mc:Ignorable="w14 w15 w16se wp14">
+<w:endnotes xmlns:wpc="http://schemas.microsoft.com/office/word/2010/wordprocessingCanvas" xmlns:cx="http://schemas.microsoft.com/office/drawing/2014/chartex" xmlns:cx1="http://schemas.microsoft.com/office/drawing/2015/9/8/chartex" xmlns:cx2="http://schemas.microsoft.com/office/drawing/2015/10/21/chartex" xmlns:cx3="http://schemas.microsoft.com/office/drawing/2016/5/9/chartex" xmlns:cx4="http://schemas.microsoft.com/office/drawing/2016/5/10/chartex" xmlns:cx5="http://schemas.microsoft.com/office/drawing/2016/5/11/chartex" xmlns:cx6="http://schemas.microsoft.com/office/drawing/2016/5/12/chartex" xmlns:cx7="http://schemas.microsoft.com/office/drawing/2016/5/13/chartex" xmlns:cx8="http://schemas.microsoft.com/office/drawing/2016/5/14/chartex" xmlns:mc="http://schemas.openxmlformats.org/markup-compatibility/2006" xmlns:aink="http://schemas.microsoft.com/office/drawing/2016/ink" xmlns:am3d="http://schemas.microsoft.com/office/drawing/2017/model3d" xmlns:o="urn:schemas-microsoft-com:office:office" xmlns:oel="http://schemas.microsoft.com/office/2019/extlst" xmlns:r="http://schemas.openxmlformats.org/officeDocument/2006/relationships" xmlns:m="http://schemas.openxmlformats.org/officeDocument/2006/math" xmlns:v="urn:schemas-microsoft-com:vml" xmlns:wp14="http://schemas.microsoft.com/office/word/2010/wordprocessingDrawing" xmlns:wp="http://schemas.openxmlformats.org/drawingml/2006/wordprocessingDrawing" xmlns:w10="urn:schemas-microsoft-com:office:word" xmlns:w="http://schemas.openxmlformats.org/wordprocessingml/2006/main" xmlns:w14="http://schemas.microsoft.com/office/word/2010/wordml" xmlns:w15="http://schemas.microsoft.com/office/word/2012/wordml" xmlns:w16cex="http://schemas.microsoft.com/office/word/2018/wordml/cex" xmlns:w16cid="http://schemas.microsoft.com/office/word/2016/wordml/cid" xmlns:w16="http://schemas.microsoft.com/office/word/2018/wordml" xmlns:w16du="http://schemas.microsoft.com/office/word/2023/wordml/word16du" xmlns:w16sdtdh="http://schemas.microsoft.com/office/word/2020/wordml/sdtdatahash" xmlns:w16sdtfl="http://schemas.microsoft.com/office/word/2024/wordml/sdtformatlock" xmlns:w16se="http://schemas.microsoft.com/office/word/2015/wordml/symex" xmlns:wpg="http://schemas.microsoft.com/office/word/2010/wordprocessingGroup" xmlns:wpi="http://schemas.microsoft.com/office/word/2010/wordprocessingInk" xmlns:wne="http://schemas.microsoft.com/office/word/2006/wordml" xmlns:wps="http://schemas.microsoft.com/office/word/2010/wordprocessingShape" mc:Ignorable="w14 w15 w16se w16cid w16 w16cex w16sdtdh w16sdtfl w16du wp14">
   <w:endnote w:type="separator" w:id="-1">
     <w:p>
       <w:pPr>
@@ -715,7 +713,7 @@
 </file>
 
 <file path=word/footer1.xml><?xml version="1.0" encoding="utf-8"?>
-<w:ftr xmlns:wpc="http://schemas.microsoft.com/office/word/2010/wordprocessingCanvas" xmlns:cx="http://schemas.microsoft.com/office/drawing/2014/chartex" xmlns:cx1="http://schemas.microsoft.com/office/drawing/2015/9/8/chartex" xmlns:mc="http://schemas.openxmlformats.org/markup-compatibility/2006" xmlns:o="urn:schemas-microsoft-com:office:office" xmlns:r="http://schemas.openxmlformats.org/officeDocument/2006/relationships" xmlns:m="http://schemas.openxmlformats.org/officeDocument/2006/math" xmlns:v="urn:schemas-microsoft-com:vml" xmlns:wp14="http://schemas.microsoft.com/office/word/2010/wordprocessingDrawing" xmlns:wp="http://schemas.openxmlformats.org/drawingml/2006/wordprocessingDrawing" xmlns:w10="urn:schemas-microsoft-com:office:word" xmlns:w="http://schemas.openxmlformats.org/wordprocessingml/2006/main" xmlns:w14="http://schemas.microsoft.com/office/word/2010/wordml" xmlns:w15="http://schemas.microsoft.com/office/word/2012/wordml" xmlns:w16se="http://schemas.microsoft.com/office/word/2015/wordml/symex" xmlns:wpg="http://schemas.microsoft.com/office/word/2010/wordprocessingGroup" xmlns:wpi="http://schemas.microsoft.com/office/word/2010/wordprocessingInk" xmlns:wne="http://schemas.microsoft.com/office/word/2006/wordml" xmlns:wps="http://schemas.microsoft.com/office/word/2010/wordprocessingShape" mc:Ignorable="w14 w15 w16se wp14">
+<w:ftr xmlns:wpc="http://schemas.microsoft.com/office/word/2010/wordprocessingCanvas" xmlns:cx="http://schemas.microsoft.com/office/drawing/2014/chartex" xmlns:cx1="http://schemas.microsoft.com/office/drawing/2015/9/8/chartex" xmlns:cx2="http://schemas.microsoft.com/office/drawing/2015/10/21/chartex" xmlns:cx3="http://schemas.microsoft.com/office/drawing/2016/5/9/chartex" xmlns:cx4="http://schemas.microsoft.com/office/drawing/2016/5/10/chartex" xmlns:cx5="http://schemas.microsoft.com/office/drawing/2016/5/11/chartex" xmlns:cx6="http://schemas.microsoft.com/office/drawing/2016/5/12/chartex" xmlns:cx7="http://schemas.microsoft.com/office/drawing/2016/5/13/chartex" xmlns:cx8="http://schemas.microsoft.com/office/drawing/2016/5/14/chartex" xmlns:mc="http://schemas.openxmlformats.org/markup-compatibility/2006" xmlns:aink="http://schemas.microsoft.com/office/drawing/2016/ink" xmlns:am3d="http://schemas.microsoft.com/office/drawing/2017/model3d" xmlns:o="urn:schemas-microsoft-com:office:office" xmlns:oel="http://schemas.microsoft.com/office/2019/extlst" xmlns:r="http://schemas.openxmlformats.org/officeDocument/2006/relationships" xmlns:m="http://schemas.openxmlformats.org/officeDocument/2006/math" xmlns:v="urn:schemas-microsoft-com:vml" xmlns:wp14="http://schemas.microsoft.com/office/word/2010/wordprocessingDrawing" xmlns:wp="http://schemas.openxmlformats.org/drawingml/2006/wordprocessingDrawing" xmlns:w10="urn:schemas-microsoft-com:office:word" xmlns:w="http://schemas.openxmlformats.org/wordprocessingml/2006/main" xmlns:w14="http://schemas.microsoft.com/office/word/2010/wordml" xmlns:w15="http://schemas.microsoft.com/office/word/2012/wordml" xmlns:w16cex="http://schemas.microsoft.com/office/word/2018/wordml/cex" xmlns:w16cid="http://schemas.microsoft.com/office/word/2016/wordml/cid" xmlns:w16="http://schemas.microsoft.com/office/word/2018/wordml" xmlns:w16du="http://schemas.microsoft.com/office/word/2023/wordml/word16du" xmlns:w16sdtdh="http://schemas.microsoft.com/office/word/2020/wordml/sdtdatahash" xmlns:w16sdtfl="http://schemas.microsoft.com/office/word/2024/wordml/sdtformatlock" xmlns:w16se="http://schemas.microsoft.com/office/word/2015/wordml/symex" xmlns:wpg="http://schemas.microsoft.com/office/word/2010/wordprocessingGroup" xmlns:wpi="http://schemas.microsoft.com/office/word/2010/wordprocessingInk" xmlns:wne="http://schemas.microsoft.com/office/word/2006/wordml" xmlns:wps="http://schemas.microsoft.com/office/word/2010/wordprocessingShape" mc:Ignorable="w14 w15 w16se w16cid w16 w16cex w16sdtdh w16sdtfl w16du wp14">
   <w:p>
     <w:pPr>
       <w:pStyle w:val="Footer"/>
@@ -765,7 +763,7 @@
 </file>
 
 <file path=word/footer2.xml><?xml version="1.0" encoding="utf-8"?>
-<w:ftr xmlns:wpc="http://schemas.microsoft.com/office/word/2010/wordprocessingCanvas" xmlns:cx="http://schemas.microsoft.com/office/drawing/2014/chartex" xmlns:cx1="http://schemas.microsoft.com/office/drawing/2015/9/8/chartex" xmlns:mc="http://schemas.openxmlformats.org/markup-compatibility/2006" xmlns:o="urn:schemas-microsoft-com:office:office" xmlns:r="http://schemas.openxmlformats.org/officeDocument/2006/relationships" xmlns:m="http://schemas.openxmlformats.org/officeDocument/2006/math" xmlns:v="urn:schemas-microsoft-com:vml" xmlns:wp14="http://schemas.microsoft.com/office/word/2010/wordprocessingDrawing" xmlns:wp="http://schemas.openxmlformats.org/drawingml/2006/wordprocessingDrawing" xmlns:w10="urn:schemas-microsoft-com:office:word" xmlns:w="http://schemas.openxmlformats.org/wordprocessingml/2006/main" xmlns:w14="http://schemas.microsoft.com/office/word/2010/wordml" xmlns:w15="http://schemas.microsoft.com/office/word/2012/wordml" xmlns:w16se="http://schemas.microsoft.com/office/word/2015/wordml/symex" xmlns:wpg="http://schemas.microsoft.com/office/word/2010/wordprocessingGroup" xmlns:wpi="http://schemas.microsoft.com/office/word/2010/wordprocessingInk" xmlns:wne="http://schemas.microsoft.com/office/word/2006/wordml" xmlns:wps="http://schemas.microsoft.com/office/word/2010/wordprocessingShape" mc:Ignorable="w14 w15 w16se wp14">
+<w:ftr xmlns:wpc="http://schemas.microsoft.com/office/word/2010/wordprocessingCanvas" xmlns:cx="http://schemas.microsoft.com/office/drawing/2014/chartex" xmlns:cx1="http://schemas.microsoft.com/office/drawing/2015/9/8/chartex" xmlns:cx2="http://schemas.microsoft.com/office/drawing/2015/10/21/chartex" xmlns:cx3="http://schemas.microsoft.com/office/drawing/2016/5/9/chartex" xmlns:cx4="http://schemas.microsoft.com/office/drawing/2016/5/10/chartex" xmlns:cx5="http://schemas.microsoft.com/office/drawing/2016/5/11/chartex" xmlns:cx6="http://schemas.microsoft.com/office/drawing/2016/5/12/chartex" xmlns:cx7="http://schemas.microsoft.com/office/drawing/2016/5/13/chartex" xmlns:cx8="http://schemas.microsoft.com/office/drawing/2016/5/14/chartex" xmlns:mc="http://schemas.openxmlformats.org/markup-compatibility/2006" xmlns:aink="http://schemas.microsoft.com/office/drawing/2016/ink" xmlns:am3d="http://schemas.microsoft.com/office/drawing/2017/model3d" xmlns:o="urn:schemas-microsoft-com:office:office" xmlns:oel="http://schemas.microsoft.com/office/2019/extlst" xmlns:r="http://schemas.openxmlformats.org/officeDocument/2006/relationships" xmlns:m="http://schemas.openxmlformats.org/officeDocument/2006/math" xmlns:v="urn:schemas-microsoft-com:vml" xmlns:wp14="http://schemas.microsoft.com/office/word/2010/wordprocessingDrawing" xmlns:wp="http://schemas.openxmlformats.org/drawingml/2006/wordprocessingDrawing" xmlns:w10="urn:schemas-microsoft-com:office:word" xmlns:w="http://schemas.openxmlformats.org/wordprocessingml/2006/main" xmlns:w14="http://schemas.microsoft.com/office/word/2010/wordml" xmlns:w15="http://schemas.microsoft.com/office/word/2012/wordml" xmlns:w16cex="http://schemas.microsoft.com/office/word/2018/wordml/cex" xmlns:w16cid="http://schemas.microsoft.com/office/word/2016/wordml/cid" xmlns:w16="http://schemas.microsoft.com/office/word/2018/wordml" xmlns:w16du="http://schemas.microsoft.com/office/word/2023/wordml/word16du" xmlns:w16sdtdh="http://schemas.microsoft.com/office/word/2020/wordml/sdtdatahash" xmlns:w16sdtfl="http://schemas.microsoft.com/office/word/2024/wordml/sdtformatlock" xmlns:w16se="http://schemas.microsoft.com/office/word/2015/wordml/symex" xmlns:wpg="http://schemas.microsoft.com/office/word/2010/wordprocessingGroup" xmlns:wpi="http://schemas.microsoft.com/office/word/2010/wordprocessingInk" xmlns:wne="http://schemas.microsoft.com/office/word/2006/wordml" xmlns:wps="http://schemas.microsoft.com/office/word/2010/wordprocessingShape" mc:Ignorable="w14 w15 w16se w16cid w16 w16cex w16sdtdh w16sdtfl w16du wp14">
   <w:p>
     <w:pPr>
       <w:pStyle w:val="Footer"/>
@@ -828,7 +826,7 @@
 </file>
 
 <file path=word/footer3.xml><?xml version="1.0" encoding="utf-8"?>
-<w:ftr xmlns:wpc="http://schemas.microsoft.com/office/word/2010/wordprocessingCanvas" xmlns:cx="http://schemas.microsoft.com/office/drawing/2014/chartex" xmlns:cx1="http://schemas.microsoft.com/office/drawing/2015/9/8/chartex" xmlns:mc="http://schemas.openxmlformats.org/markup-compatibility/2006" xmlns:o="urn:schemas-microsoft-com:office:office" xmlns:r="http://schemas.openxmlformats.org/officeDocument/2006/relationships" xmlns:m="http://schemas.openxmlformats.org/officeDocument/2006/math" xmlns:v="urn:schemas-microsoft-com:vml" xmlns:wp14="http://schemas.microsoft.com/office/word/2010/wordprocessingDrawing" xmlns:wp="http://schemas.openxmlformats.org/drawingml/2006/wordprocessingDrawing" xmlns:w10="urn:schemas-microsoft-com:office:word" xmlns:w="http://schemas.openxmlformats.org/wordprocessingml/2006/main" xmlns:w14="http://schemas.microsoft.com/office/word/2010/wordml" xmlns:w15="http://schemas.microsoft.com/office/word/2012/wordml" xmlns:w16se="http://schemas.microsoft.com/office/word/2015/wordml/symex" xmlns:wpg="http://schemas.microsoft.com/office/word/2010/wordprocessingGroup" xmlns:wpi="http://schemas.microsoft.com/office/word/2010/wordprocessingInk" xmlns:wne="http://schemas.microsoft.com/office/word/2006/wordml" xmlns:wps="http://schemas.microsoft.com/office/word/2010/wordprocessingShape" mc:Ignorable="w14 w15 w16se wp14">
+<w:ftr xmlns:wpc="http://schemas.microsoft.com/office/word/2010/wordprocessingCanvas" xmlns:cx="http://schemas.microsoft.com/office/drawing/2014/chartex" xmlns:cx1="http://schemas.microsoft.com/office/drawing/2015/9/8/chartex" xmlns:cx2="http://schemas.microsoft.com/office/drawing/2015/10/21/chartex" xmlns:cx3="http://schemas.microsoft.com/office/drawing/2016/5/9/chartex" xmlns:cx4="http://schemas.microsoft.com/office/drawing/2016/5/10/chartex" xmlns:cx5="http://schemas.microsoft.com/office/drawing/2016/5/11/chartex" xmlns:cx6="http://schemas.microsoft.com/office/drawing/2016/5/12/chartex" xmlns:cx7="http://schemas.microsoft.com/office/drawing/2016/5/13/chartex" xmlns:cx8="http://schemas.microsoft.com/office/drawing/2016/5/14/chartex" xmlns:mc="http://schemas.openxmlformats.org/markup-compatibility/2006" xmlns:aink="http://schemas.microsoft.com/office/drawing/2016/ink" xmlns:am3d="http://schemas.microsoft.com/office/drawing/2017/model3d" xmlns:o="urn:schemas-microsoft-com:office:office" xmlns:oel="http://schemas.microsoft.com/office/2019/extlst" xmlns:r="http://schemas.openxmlformats.org/officeDocument/2006/relationships" xmlns:m="http://schemas.openxmlformats.org/officeDocument/2006/math" xmlns:v="urn:schemas-microsoft-com:vml" xmlns:wp14="http://schemas.microsoft.com/office/word/2010/wordprocessingDrawing" xmlns:wp="http://schemas.openxmlformats.org/drawingml/2006/wordprocessingDrawing" xmlns:w10="urn:schemas-microsoft-com:office:word" xmlns:w="http://schemas.openxmlformats.org/wordprocessingml/2006/main" xmlns:w14="http://schemas.microsoft.com/office/word/2010/wordml" xmlns:w15="http://schemas.microsoft.com/office/word/2012/wordml" xmlns:w16cex="http://schemas.microsoft.com/office/word/2018/wordml/cex" xmlns:w16cid="http://schemas.microsoft.com/office/word/2016/wordml/cid" xmlns:w16="http://schemas.microsoft.com/office/word/2018/wordml" xmlns:w16du="http://schemas.microsoft.com/office/word/2023/wordml/word16du" xmlns:w16sdtdh="http://schemas.microsoft.com/office/word/2020/wordml/sdtdatahash" xmlns:w16sdtfl="http://schemas.microsoft.com/office/word/2024/wordml/sdtformatlock" xmlns:w16se="http://schemas.microsoft.com/office/word/2015/wordml/symex" xmlns:wpg="http://schemas.microsoft.com/office/word/2010/wordprocessingGroup" xmlns:wpi="http://schemas.microsoft.com/office/word/2010/wordprocessingInk" xmlns:wne="http://schemas.microsoft.com/office/word/2006/wordml" xmlns:wps="http://schemas.microsoft.com/office/word/2010/wordprocessingShape" mc:Ignorable="w14 w15 w16se w16cid w16 w16cex w16sdtdh w16sdtfl w16du wp14">
   <w:p>
     <w:pPr>
       <w:pStyle w:val="Footer"/>
@@ -838,7 +836,7 @@
 </file>
 
 <file path=word/footnotes.xml><?xml version="1.0" encoding="utf-8"?>
-<w:footnotes xmlns:wpc="http://schemas.microsoft.com/office/word/2010/wordprocessingCanvas" xmlns:cx="http://schemas.microsoft.com/office/drawing/2014/chartex" xmlns:cx1="http://schemas.microsoft.com/office/drawing/2015/9/8/chartex" xmlns:mc="http://schemas.openxmlformats.org/markup-compatibility/2006" xmlns:o="urn:schemas-microsoft-com:office:office" xmlns:r="http://schemas.openxmlformats.org/officeDocument/2006/relationships" xmlns:m="http://schemas.openxmlformats.org/officeDocument/2006/math" xmlns:v="urn:schemas-microsoft-com:vml" xmlns:wp14="http://schemas.microsoft.com/office/word/2010/wordprocessingDrawing" xmlns:wp="http://schemas.openxmlformats.org/drawingml/2006/wordprocessingDrawing" xmlns:w10="urn:schemas-microsoft-com:office:word" xmlns:w="http://schemas.openxmlformats.org/wordprocessingml/2006/main" xmlns:w14="http://schemas.microsoft.com/office/word/2010/wordml" xmlns:w15="http://schemas.microsoft.com/office/word/2012/wordml" xmlns:w16se="http://schemas.microsoft.com/office/word/2015/wordml/symex" xmlns:wpg="http://schemas.microsoft.com/office/word/2010/wordprocessingGroup" xmlns:wpi="http://schemas.microsoft.com/office/word/2010/wordprocessingInk" xmlns:wne="http://schemas.microsoft.com/office/word/2006/wordml" xmlns:wps="http://schemas.microsoft.com/office/word/2010/wordprocessingShape" mc:Ignorable="w14 w15 w16se wp14">
+<w:footnotes xmlns:wpc="http://schemas.microsoft.com/office/word/2010/wordprocessingCanvas" xmlns:cx="http://schemas.microsoft.com/office/drawing/2014/chartex" xmlns:cx1="http://schemas.microsoft.com/office/drawing/2015/9/8/chartex" xmlns:cx2="http://schemas.microsoft.com/office/drawing/2015/10/21/chartex" xmlns:cx3="http://schemas.microsoft.com/office/drawing/2016/5/9/chartex" xmlns:cx4="http://schemas.microsoft.com/office/drawing/2016/5/10/chartex" xmlns:cx5="http://schemas.microsoft.com/office/drawing/2016/5/11/chartex" xmlns:cx6="http://schemas.microsoft.com/office/drawing/2016/5/12/chartex" xmlns:cx7="http://schemas.microsoft.com/office/drawing/2016/5/13/chartex" xmlns:cx8="http://schemas.microsoft.com/office/drawing/2016/5/14/chartex" xmlns:mc="http://schemas.openxmlformats.org/markup-compatibility/2006" xmlns:aink="http://schemas.microsoft.com/office/drawing/2016/ink" xmlns:am3d="http://schemas.microsoft.com/office/drawing/2017/model3d" xmlns:o="urn:schemas-microsoft-com:office:office" xmlns:oel="http://schemas.microsoft.com/office/2019/extlst" xmlns:r="http://schemas.openxmlformats.org/officeDocument/2006/relationships" xmlns:m="http://schemas.openxmlformats.org/officeDocument/2006/math" xmlns:v="urn:schemas-microsoft-com:vml" xmlns:wp14="http://schemas.microsoft.com/office/word/2010/wordprocessingDrawing" xmlns:wp="http://schemas.openxmlformats.org/drawingml/2006/wordprocessingDrawing" xmlns:w10="urn:schemas-microsoft-com:office:word" xmlns:w="http://schemas.openxmlformats.org/wordprocessingml/2006/main" xmlns:w14="http://schemas.microsoft.com/office/word/2010/wordml" xmlns:w15="http://schemas.microsoft.com/office/word/2012/wordml" xmlns:w16cex="http://schemas.microsoft.com/office/word/2018/wordml/cex" xmlns:w16cid="http://schemas.microsoft.com/office/word/2016/wordml/cid" xmlns:w16="http://schemas.microsoft.com/office/word/2018/wordml" xmlns:w16du="http://schemas.microsoft.com/office/word/2023/wordml/word16du" xmlns:w16sdtdh="http://schemas.microsoft.com/office/word/2020/wordml/sdtdatahash" xmlns:w16sdtfl="http://schemas.microsoft.com/office/word/2024/wordml/sdtformatlock" xmlns:w16se="http://schemas.microsoft.com/office/word/2015/wordml/symex" xmlns:wpg="http://schemas.microsoft.com/office/word/2010/wordprocessingGroup" xmlns:wpi="http://schemas.microsoft.com/office/word/2010/wordprocessingInk" xmlns:wne="http://schemas.microsoft.com/office/word/2006/wordml" xmlns:wps="http://schemas.microsoft.com/office/word/2010/wordprocessingShape" mc:Ignorable="w14 w15 w16se w16cid w16 w16cex w16sdtdh w16sdtfl w16du wp14">
   <w:footnote w:type="separator" w:id="-1">
     <w:p>
       <w:pPr>
@@ -1213,7 +1211,7 @@
 </file>
 
 <file path=word/numbering.xml><?xml version="1.0" encoding="utf-8"?>
-<w:numbering xmlns:wpc="http://schemas.microsoft.com/office/word/2010/wordprocessingCanvas" xmlns:cx="http://schemas.microsoft.com/office/drawing/2014/chartex" xmlns:cx1="http://schemas.microsoft.com/office/drawing/2015/9/8/chartex" xmlns:mc="http://schemas.openxmlformats.org/markup-compatibility/2006" xmlns:o="urn:schemas-microsoft-com:office:office" xmlns:r="http://schemas.openxmlformats.org/officeDocument/2006/relationships" xmlns:m="http://schemas.openxmlformats.org/officeDocument/2006/math" xmlns:v="urn:schemas-microsoft-com:vml" xmlns:wp14="http://schemas.microsoft.com/office/word/2010/wordprocessingDrawing" xmlns:wp="http://schemas.openxmlformats.org/drawingml/2006/wordprocessingDrawing" xmlns:w10="urn:schemas-microsoft-com:office:word" xmlns:w="http://schemas.openxmlformats.org/wordprocessingml/2006/main" xmlns:w14="http://schemas.microsoft.com/office/word/2010/wordml" xmlns:w15="http://schemas.microsoft.com/office/word/2012/wordml" xmlns:w16se="http://schemas.microsoft.com/office/word/2015/wordml/symex" xmlns:wpg="http://schemas.microsoft.com/office/word/2010/wordprocessingGroup" xmlns:wpi="http://schemas.microsoft.com/office/word/2010/wordprocessingInk" xmlns:wne="http://schemas.microsoft.com/office/word/2006/wordml" xmlns:wps="http://schemas.microsoft.com/office/word/2010/wordprocessingShape" mc:Ignorable="w14 w15 w16se wp14">
+<w:numbering xmlns:wpc="http://schemas.microsoft.com/office/word/2010/wordprocessingCanvas" xmlns:cx="http://schemas.microsoft.com/office/drawing/2014/chartex" xmlns:cx1="http://schemas.microsoft.com/office/drawing/2015/9/8/chartex" xmlns:cx2="http://schemas.microsoft.com/office/drawing/2015/10/21/chartex" xmlns:cx3="http://schemas.microsoft.com/office/drawing/2016/5/9/chartex" xmlns:cx4="http://schemas.microsoft.com/office/drawing/2016/5/10/chartex" xmlns:cx5="http://schemas.microsoft.com/office/drawing/2016/5/11/chartex" xmlns:cx6="http://schemas.microsoft.com/office/drawing/2016/5/12/chartex" xmlns:cx7="http://schemas.microsoft.com/office/drawing/2016/5/13/chartex" xmlns:cx8="http://schemas.microsoft.com/office/drawing/2016/5/14/chartex" xmlns:mc="http://schemas.openxmlformats.org/markup-compatibility/2006" xmlns:aink="http://schemas.microsoft.com/office/drawing/2016/ink" xmlns:am3d="http://schemas.microsoft.com/office/drawing/2017/model3d" xmlns:o="urn:schemas-microsoft-com:office:office" xmlns:oel="http://schemas.microsoft.com/office/2019/extlst" xmlns:r="http://schemas.openxmlformats.org/officeDocument/2006/relationships" xmlns:m="http://schemas.openxmlformats.org/officeDocument/2006/math" xmlns:v="urn:schemas-microsoft-com:vml" xmlns:wp14="http://schemas.microsoft.com/office/word/2010/wordprocessingDrawing" xmlns:wp="http://schemas.openxmlformats.org/drawingml/2006/wordprocessingDrawing" xmlns:w10="urn:schemas-microsoft-com:office:word" xmlns:w="http://schemas.openxmlformats.org/wordprocessingml/2006/main" xmlns:w14="http://schemas.microsoft.com/office/word/2010/wordml" xmlns:w15="http://schemas.microsoft.com/office/word/2012/wordml" xmlns:w16cex="http://schemas.microsoft.com/office/word/2018/wordml/cex" xmlns:w16cid="http://schemas.microsoft.com/office/word/2016/wordml/cid" xmlns:w16="http://schemas.microsoft.com/office/word/2018/wordml" xmlns:w16du="http://schemas.microsoft.com/office/word/2023/wordml/word16du" xmlns:w16sdtdh="http://schemas.microsoft.com/office/word/2020/wordml/sdtdatahash" xmlns:w16sdtfl="http://schemas.microsoft.com/office/word/2024/wordml/sdtformatlock" xmlns:w16se="http://schemas.microsoft.com/office/word/2015/wordml/symex" xmlns:wpg="http://schemas.microsoft.com/office/word/2010/wordprocessingGroup" xmlns:wpi="http://schemas.microsoft.com/office/word/2010/wordprocessingInk" xmlns:wne="http://schemas.microsoft.com/office/word/2006/wordml" xmlns:wps="http://schemas.microsoft.com/office/word/2010/wordprocessingShape" mc:Ignorable="w14 w15 w16se w16cid w16 w16cex w16sdtdh w16sdtfl w16du wp14">
   <w:abstractNum w:abstractNumId="0" w15:restartNumberingAfterBreak="0">
     <w:nsid w:val="FFFFFF7D"/>
     <w:multiLevelType w:val="singleLevel"/>
@@ -1937,13 +1935,13 @@
       </w:pPr>
     </w:lvl>
   </w:abstractNum>
-  <w:num w:numId="1">
+  <w:num w:numId="1" w16cid:durableId="1982534732">
     <w:abstractNumId w:val="21"/>
     <w:lvlOverride w:ilvl="0">
       <w:startOverride w:val="1"/>
     </w:lvlOverride>
   </w:num>
-  <w:num w:numId="2">
+  <w:num w:numId="2" w16cid:durableId="1928537055">
     <w:abstractNumId w:val="9"/>
     <w:lvlOverride w:ilvl="0">
       <w:startOverride w:val="1"/>
@@ -1973,10 +1971,10 @@
       <w:startOverride w:val="1"/>
     </w:lvlOverride>
   </w:num>
-  <w:num w:numId="3">
+  <w:num w:numId="3" w16cid:durableId="847718558">
     <w:abstractNumId w:val="6"/>
   </w:num>
-  <w:num w:numId="4">
+  <w:num w:numId="4" w16cid:durableId="1338775535">
     <w:abstractNumId w:val="9"/>
     <w:lvlOverride w:ilvl="0">
       <w:startOverride w:val="1"/>
@@ -2006,112 +2004,112 @@
       <w:startOverride w:val="1"/>
     </w:lvlOverride>
   </w:num>
-  <w:num w:numId="5">
+  <w:num w:numId="5" w16cid:durableId="917251668">
     <w:abstractNumId w:val="7"/>
   </w:num>
-  <w:num w:numId="6">
+  <w:num w:numId="6" w16cid:durableId="1692023754">
     <w:abstractNumId w:val="5"/>
   </w:num>
-  <w:num w:numId="7">
+  <w:num w:numId="7" w16cid:durableId="563415909">
     <w:abstractNumId w:val="4"/>
   </w:num>
-  <w:num w:numId="8">
+  <w:num w:numId="8" w16cid:durableId="1371109369">
     <w:abstractNumId w:val="3"/>
   </w:num>
-  <w:num w:numId="9">
+  <w:num w:numId="9" w16cid:durableId="1388451699">
     <w:abstractNumId w:val="2"/>
   </w:num>
-  <w:num w:numId="10">
+  <w:num w:numId="10" w16cid:durableId="1386489917">
     <w:abstractNumId w:val="1"/>
   </w:num>
-  <w:num w:numId="11">
+  <w:num w:numId="11" w16cid:durableId="1986162706">
     <w:abstractNumId w:val="0"/>
   </w:num>
-  <w:num w:numId="12">
+  <w:num w:numId="12" w16cid:durableId="1967731797">
     <w:abstractNumId w:val="21"/>
   </w:num>
-  <w:num w:numId="13">
+  <w:num w:numId="13" w16cid:durableId="2008627588">
     <w:abstractNumId w:val="18"/>
   </w:num>
-  <w:num w:numId="14">
+  <w:num w:numId="14" w16cid:durableId="938566522">
     <w:abstractNumId w:val="12"/>
   </w:num>
-  <w:num w:numId="15">
+  <w:num w:numId="15" w16cid:durableId="2103991117">
     <w:abstractNumId w:val="20"/>
   </w:num>
-  <w:num w:numId="16">
+  <w:num w:numId="16" w16cid:durableId="280042475">
     <w:abstractNumId w:val="11"/>
   </w:num>
-  <w:num w:numId="17">
+  <w:num w:numId="17" w16cid:durableId="580412491">
     <w:abstractNumId w:val="13"/>
   </w:num>
-  <w:num w:numId="18">
+  <w:num w:numId="18" w16cid:durableId="362364469">
     <w:abstractNumId w:val="9"/>
   </w:num>
-  <w:num w:numId="19">
+  <w:num w:numId="19" w16cid:durableId="1113477300">
     <w:abstractNumId w:val="19"/>
   </w:num>
-  <w:num w:numId="20">
+  <w:num w:numId="20" w16cid:durableId="612637254">
     <w:abstractNumId w:val="8"/>
   </w:num>
-  <w:num w:numId="21">
+  <w:num w:numId="21" w16cid:durableId="308752160">
     <w:abstractNumId w:val="14"/>
   </w:num>
-  <w:num w:numId="22">
+  <w:num w:numId="22" w16cid:durableId="225117783">
     <w:abstractNumId w:val="16"/>
   </w:num>
-  <w:num w:numId="23">
+  <w:num w:numId="23" w16cid:durableId="1089621224">
     <w:abstractNumId w:val="17"/>
   </w:num>
-  <w:num w:numId="24">
+  <w:num w:numId="24" w16cid:durableId="1753162842">
     <w:abstractNumId w:val="10"/>
   </w:num>
-  <w:num w:numId="25">
+  <w:num w:numId="25" w16cid:durableId="1838963456">
     <w:abstractNumId w:val="15"/>
   </w:num>
-  <w:num w:numId="26">
+  <w:num w:numId="26" w16cid:durableId="566577400">
     <w:abstractNumId w:val="21"/>
   </w:num>
-  <w:num w:numId="27">
+  <w:num w:numId="27" w16cid:durableId="727923519">
     <w:abstractNumId w:val="18"/>
   </w:num>
-  <w:num w:numId="28">
+  <w:num w:numId="28" w16cid:durableId="951325429">
     <w:abstractNumId w:val="12"/>
   </w:num>
-  <w:num w:numId="29">
+  <w:num w:numId="29" w16cid:durableId="1717269893">
     <w:abstractNumId w:val="20"/>
   </w:num>
-  <w:num w:numId="30">
+  <w:num w:numId="30" w16cid:durableId="1824079452">
     <w:abstractNumId w:val="11"/>
   </w:num>
-  <w:num w:numId="31">
+  <w:num w:numId="31" w16cid:durableId="499349759">
     <w:abstractNumId w:val="13"/>
   </w:num>
-  <w:num w:numId="32">
+  <w:num w:numId="32" w16cid:durableId="1890262284">
     <w:abstractNumId w:val="9"/>
   </w:num>
-  <w:num w:numId="33">
+  <w:num w:numId="33" w16cid:durableId="1971980685">
     <w:abstractNumId w:val="19"/>
   </w:num>
-  <w:num w:numId="34">
+  <w:num w:numId="34" w16cid:durableId="1687099130">
     <w:abstractNumId w:val="8"/>
   </w:num>
-  <w:num w:numId="35">
+  <w:num w:numId="35" w16cid:durableId="932320271">
     <w:abstractNumId w:val="14"/>
   </w:num>
-  <w:num w:numId="36">
+  <w:num w:numId="36" w16cid:durableId="2109692672">
     <w:abstractNumId w:val="16"/>
   </w:num>
-  <w:num w:numId="37">
+  <w:num w:numId="37" w16cid:durableId="1524249641">
     <w:abstractNumId w:val="17"/>
   </w:num>
-  <w:num w:numId="38">
+  <w:num w:numId="38" w16cid:durableId="938752916">
     <w:abstractNumId w:val="10"/>
   </w:num>
-  <w:num w:numId="39">
+  <w:num w:numId="39" w16cid:durableId="1851531721">
     <w:abstractNumId w:val="15"/>
   </w:num>
-  <w:num w:numId="40">
+  <w:num w:numId="40" w16cid:durableId="995256361">
     <w:abstractNumId w:val="21"/>
   </w:num>
   <w:numIdMacAtCleanup w:val="26"/>
@@ -2119,7 +2117,7 @@
 </file>
 
 <file path=word/styles.xml><?xml version="1.0" encoding="utf-8"?>
-<w:styles xmlns:mc="http://schemas.openxmlformats.org/markup-compatibility/2006" xmlns:r="http://schemas.openxmlformats.org/officeDocument/2006/relationships" xmlns:w="http://schemas.openxmlformats.org/wordprocessingml/2006/main" xmlns:w14="http://schemas.microsoft.com/office/word/2010/wordml" xmlns:w15="http://schemas.microsoft.com/office/word/2012/wordml" xmlns:w16se="http://schemas.microsoft.com/office/word/2015/wordml/symex" mc:Ignorable="w14 w15 w16se">
+<w:styles xmlns:mc="http://schemas.openxmlformats.org/markup-compatibility/2006" xmlns:r="http://schemas.openxmlformats.org/officeDocument/2006/relationships" xmlns:w="http://schemas.openxmlformats.org/wordprocessingml/2006/main" xmlns:w14="http://schemas.microsoft.com/office/word/2010/wordml" xmlns:w15="http://schemas.microsoft.com/office/word/2012/wordml" xmlns:w16cex="http://schemas.microsoft.com/office/word/2018/wordml/cex" xmlns:w16cid="http://schemas.microsoft.com/office/word/2016/wordml/cid" xmlns:w16="http://schemas.microsoft.com/office/word/2018/wordml" xmlns:w16du="http://schemas.microsoft.com/office/word/2023/wordml/word16du" xmlns:w16sdtdh="http://schemas.microsoft.com/office/word/2020/wordml/sdtdatahash" xmlns:w16sdtfl="http://schemas.microsoft.com/office/word/2024/wordml/sdtformatlock" xmlns:w16se="http://schemas.microsoft.com/office/word/2015/wordml/symex" mc:Ignorable="w14 w15 w16se w16cid w16 w16cex w16sdtdh w16sdtfl w16du">
   <w:docDefaults>
     <w:rPrDefault>
       <w:rPr>
@@ -2135,7 +2133,7 @@
       </w:pPr>
     </w:pPrDefault>
   </w:docDefaults>
-  <w:latentStyles w:defLockedState="0" w:defUIPriority="99" w:defSemiHidden="0" w:defUnhideWhenUsed="0" w:defQFormat="0" w:count="371">
+  <w:latentStyles w:defLockedState="0" w:defUIPriority="99" w:defSemiHidden="0" w:defUnhideWhenUsed="0" w:defQFormat="0" w:count="376">
     <w:lsdException w:name="Normal" w:uiPriority="0" w:qFormat="1"/>
     <w:lsdException w:name="heading 1" w:uiPriority="9" w:qFormat="1"/>
     <w:lsdException w:name="heading 2" w:semiHidden="1" w:uiPriority="9" w:unhideWhenUsed="1" w:qFormat="1"/>
@@ -2507,6 +2505,11 @@
     <w:lsdException w:name="List Table 5 Dark Accent 6" w:uiPriority="50"/>
     <w:lsdException w:name="List Table 6 Colorful Accent 6" w:uiPriority="51"/>
     <w:lsdException w:name="List Table 7 Colorful Accent 6" w:uiPriority="52"/>
+    <w:lsdException w:name="Mention" w:semiHidden="1" w:unhideWhenUsed="1"/>
+    <w:lsdException w:name="Smart Hyperlink" w:semiHidden="1" w:unhideWhenUsed="1"/>
+    <w:lsdException w:name="Hashtag" w:semiHidden="1" w:unhideWhenUsed="1"/>
+    <w:lsdException w:name="Unresolved Mention" w:semiHidden="1" w:unhideWhenUsed="1"/>
+    <w:lsdException w:name="Smart Link" w:semiHidden="1" w:unhideWhenUsed="1"/>
   </w:latentStyles>
   <w:style w:type="paragraph" w:default="1" w:styleId="Normal">
     <w:name w:val="Normal"/>
